--- a/modules/2.3.0 - Dauer der Ausschaltung der Oberleitung mit Angaben der Schaltgruppen.docx
+++ b/modules/2.3.0 - Dauer der Ausschaltung der Oberleitung mit Angaben der Schaltgruppen.docx
@@ -2,6 +2,26 @@
 <file path=word/document.xml><?xml version="1.0" encoding="utf-8"?>
 <w:document xmlns:wpc="http://schemas.microsoft.com/office/word/2010/wordprocessingCanvas" xmlns:cx="http://schemas.microsoft.com/office/drawing/2014/chartex" xmlns:cx1="http://schemas.microsoft.com/office/drawing/2015/9/8/chartex" xmlns:cx2="http://schemas.microsoft.com/office/drawing/2015/10/21/chartex" xmlns:cx3="http://schemas.microsoft.com/office/drawing/2016/5/9/chartex" xmlns:cx4="http://schemas.microsoft.com/office/drawing/2016/5/10/chartex" xmlns:cx5="http://schemas.microsoft.com/office/drawing/2016/5/11/chartex" xmlns:cx6="http://schemas.microsoft.com/office/drawing/2016/5/12/chartex" xmlns:cx7="http://schemas.microsoft.com/office/drawing/2016/5/13/chartex" xmlns:cx8="http://schemas.microsoft.com/office/drawing/2016/5/14/chartex" xmlns:mc="http://schemas.openxmlformats.org/markup-compatibility/2006" xmlns:aink="http://schemas.microsoft.com/office/drawing/2016/ink" xmlns:am3d="http://schemas.microsoft.com/office/drawing/2017/model3d" xmlns:o="urn:schemas-microsoft-com:office:office" xmlns:oel="http://schemas.microsoft.com/office/2019/extlst" xmlns:r="http://schemas.openxmlformats.org/officeDocument/2006/relationships" xmlns:m="http://schemas.openxmlformats.org/officeDocument/2006/math" xmlns:v="urn:schemas-microsoft-com:vml" xmlns:wp14="http://schemas.microsoft.com/office/word/2010/wordprocessingDrawing" xmlns:wp="http://schemas.openxmlformats.org/drawingml/2006/wordprocessingDrawing" xmlns:w10="urn:schemas-microsoft-com:office:word" xmlns:w="http://schemas.openxmlformats.org/wordprocessingml/2006/main" xmlns:w14="http://schemas.microsoft.com/office/word/2010/wordml" xmlns:w15="http://schemas.microsoft.com/office/word/2012/wordml" xmlns:w16cex="http://schemas.microsoft.com/office/word/2018/wordml/cex" xmlns:w16cid="http://schemas.microsoft.com/office/word/2016/wordml/cid" xmlns:w16="http://schemas.microsoft.com/office/word/2018/wordml" xmlns:w16du="http://schemas.microsoft.com/office/word/2023/wordml/word16du" xmlns:w16sdtdh="http://schemas.microsoft.com/office/word/2020/wordml/sdtdatahash" xmlns:w16sdtfl="http://schemas.microsoft.com/office/word/2024/wordml/sdtformatlock" xmlns:w16se="http://schemas.microsoft.com/office/word/2015/wordml/symex" xmlns:wpg="http://schemas.microsoft.com/office/word/2010/wordprocessingGroup" xmlns:wpi="http://schemas.microsoft.com/office/word/2010/wordprocessingInk" xmlns:wne="http://schemas.microsoft.com/office/word/2006/wordml" xmlns:wps="http://schemas.microsoft.com/office/word/2010/wordprocessingShape" mc:Ignorable="w14 w15 w16se w16cid w16 w16cex w16sdtdh w16sdtfl w16du wp14">
   <w:body>
+    <w:p>
+      <w:pPr>
+        <w:tabs>
+          <w:tab w:val="left" w:pos="851"/>
+        </w:tabs>
+        <w:rPr>
+          <w:rFonts w:ascii="DB Neo Office" w:hAnsi="DB Neo Office"/>
+          <w:sz w:val="22"/>
+          <w:szCs w:val="22"/>
+        </w:rPr>
+      </w:pPr>
+      <w:r>
+        <w:rPr>
+          <w:rFonts w:ascii="DB Neo Office" w:hAnsi="DB Neo Office"/>
+          <w:sz w:val="22"/>
+          <w:szCs w:val="22"/>
+        </w:rPr>
+        <w:t>-----------------------------------------------------------------------------------------------------------------------</w:t>
+      </w:r>
+    </w:p>
     <w:p>
       <w:pPr>
         <w:pStyle w:val="berschrift2"/>
@@ -106,6 +126,7 @@
             <w:listItem w:displayText="finden teilweise" w:value="finden teilweise"/>
           </w:dropDownList>
         </w:sdtPr>
+        <w:sdtEndPr/>
         <w:sdtContent>
           <w:r>
             <w:rPr>
@@ -469,6 +490,7 @@
             <w:listItem w:displayText="profilfrei geerdet" w:value="profilfrei geerdet"/>
           </w:dropDownList>
         </w:sdtPr>
+        <w:sdtEndPr/>
         <w:sdtContent>
           <w:r>
             <w:rPr>
@@ -3522,6 +3544,7 @@
             <w:listItem w:displayText="bei Bedarf" w:value="bei Bedarf"/>
           </w:dropDownList>
         </w:sdtPr>
+        <w:sdtEndPr/>
         <w:sdtContent>
           <w:r>
             <w:rPr>
@@ -11405,7 +11428,6 @@
     <w:sig w:usb0="E4002EFF" w:usb1="C000E47F" w:usb2="00000009" w:usb3="00000000" w:csb0="000001FF" w:csb1="00000000"/>
   </w:font>
   <w:font w:name="DB Neo Office">
-    <w:altName w:val="Calibri"/>
     <w:panose1 w:val="00000000000000000000"/>
     <w:charset w:val="00"/>
     <w:family w:val="auto"/>
@@ -11420,7 +11442,6 @@
     <w:sig w:usb0="00000003" w:usb1="00000000" w:usb2="00000000" w:usb3="00000000" w:csb0="00000001" w:csb1="00000000"/>
   </w:font>
   <w:font w:name="Yu Gothic Light">
-    <w:altName w:val="游ゴシック Light"/>
     <w:panose1 w:val="020B0300000000000000"/>
     <w:charset w:val="80"/>
     <w:family w:val="swiss"/>
@@ -11435,7 +11456,6 @@
     <w:sig w:usb0="E4002EFF" w:usb1="C200247B" w:usb2="00000009" w:usb3="00000000" w:csb0="000001FF" w:csb1="00000000"/>
   </w:font>
   <w:font w:name="Yu Mincho">
-    <w:altName w:val="游明朝"/>
     <w:charset w:val="80"/>
     <w:family w:val="roman"/>
     <w:pitch w:val="variable"/>
@@ -11477,7 +11497,9 @@
     <w:rsid w:val="002B18E1"/>
     <w:rsid w:val="00413857"/>
     <w:rsid w:val="00442103"/>
+    <w:rsid w:val="00755005"/>
     <w:rsid w:val="007561F3"/>
+    <w:rsid w:val="0081503C"/>
     <w:rsid w:val="00BE029E"/>
     <w:rsid w:val="00D96345"/>
     <w:rsid w:val="00DC6B70"/>
@@ -11946,10 +11968,6 @@
     <w:name w:val="1EF069435E6F4254A469E2B789CD41A6"/>
     <w:rsid w:val="00442103"/>
   </w:style>
-  <w:style w:type="paragraph" w:customStyle="1" w:styleId="E5C87DD6E7D94DFA82270A5C8D6FAAB0">
-    <w:name w:val="E5C87DD6E7D94DFA82270A5C8D6FAAB0"/>
-    <w:rsid w:val="001E1071"/>
-  </w:style>
   <w:style w:type="paragraph" w:customStyle="1" w:styleId="8A4CB471E6E84C5696F99535B854EFAA">
     <w:name w:val="8A4CB471E6E84C5696F99535B854EFAA"/>
     <w:rsid w:val="001E1071"/>
@@ -12260,117 +12278,7 @@
 </file>
 
 <file path=customXml/item1.xml><?xml version="1.0" encoding="utf-8"?>
-<p:properties xmlns:p="http://schemas.microsoft.com/office/2006/metadata/properties" xmlns:xsi="http://www.w3.org/2001/XMLSchema-instance" xmlns:pc="http://schemas.microsoft.com/office/infopath/2007/PartnerControls">
-  <documentManagement>
-    <SharedWithUsers xmlns="328ee7a0-d479-471e-8b8a-fb7ade1b85b6">
-      <UserInfo>
-        <DisplayName>Andre Valkieser</DisplayName>
-        <AccountId>79</AccountId>
-        <AccountType/>
-      </UserInfo>
-      <UserInfo>
-        <DisplayName>Andreas Romahn</DisplayName>
-        <AccountId>80</AccountId>
-        <AccountType/>
-      </UserInfo>
-      <UserInfo>
-        <DisplayName>Bettina Sauer</DisplayName>
-        <AccountId>81</AccountId>
-        <AccountType/>
-      </UserInfo>
-      <UserInfo>
-        <DisplayName>Carsten Bredow</DisplayName>
-        <AccountId>82</AccountId>
-        <AccountType/>
-      </UserInfo>
-      <UserInfo>
-        <DisplayName>Christoph Lorenz</DisplayName>
-        <AccountId>83</AccountId>
-        <AccountType/>
-      </UserInfo>
-      <UserInfo>
-        <DisplayName>Dietmar Homeyer</DisplayName>
-        <AccountId>84</AccountId>
-        <AccountType/>
-      </UserInfo>
-      <UserInfo>
-        <DisplayName>Florian Kimpel</DisplayName>
-        <AccountId>85</AccountId>
-        <AccountType/>
-      </UserInfo>
-      <UserInfo>
-        <DisplayName>Florian Wieser</DisplayName>
-        <AccountId>86</AccountId>
-        <AccountType/>
-      </UserInfo>
-      <UserInfo>
-        <DisplayName>Heinz Dany</DisplayName>
-        <AccountId>87</AccountId>
-        <AccountType/>
-      </UserInfo>
-      <UserInfo>
-        <DisplayName>Horst-Dieter Schmitz</DisplayName>
-        <AccountId>88</AccountId>
-        <AccountType/>
-      </UserInfo>
-      <UserInfo>
-        <DisplayName>Jenny Karwinski-von-Karwin</DisplayName>
-        <AccountId>89</AccountId>
-        <AccountType/>
-      </UserInfo>
-      <UserInfo>
-        <DisplayName>Jürgen Steiner</DisplayName>
-        <AccountId>90</AccountId>
-        <AccountType/>
-      </UserInfo>
-      <UserInfo>
-        <DisplayName>Kristian Scharf</DisplayName>
-        <AccountId>70</AccountId>
-        <AccountType/>
-      </UserInfo>
-      <UserInfo>
-        <DisplayName>Oliver Schrötke</DisplayName>
-        <AccountId>91</AccountId>
-        <AccountType/>
-      </UserInfo>
-      <UserInfo>
-        <DisplayName>Peter Remy</DisplayName>
-        <AccountId>92</AccountId>
-        <AccountType/>
-      </UserInfo>
-      <UserInfo>
-        <DisplayName>Ralf Knauber</DisplayName>
-        <AccountId>93</AccountId>
-        <AccountType/>
-      </UserInfo>
-      <UserInfo>
-        <DisplayName>Tino Liemich</DisplayName>
-        <AccountId>94</AccountId>
-        <AccountType/>
-      </UserInfo>
-      <UserInfo>
-        <DisplayName>Ute Bastian</DisplayName>
-        <AccountId>95</AccountId>
-        <AccountType/>
-      </UserInfo>
-      <UserInfo>
-        <DisplayName>Henning Leimbach</DisplayName>
-        <AccountId>263</AccountId>
-        <AccountType/>
-      </UserInfo>
-      <UserInfo>
-        <DisplayName>Jan-Hendrik Krüger</DisplayName>
-        <AccountId>387</AccountId>
-        <AccountType/>
-      </UserInfo>
-    </SharedWithUsers>
-    <lcf76f155ced4ddcb4097134ff3c332f xmlns="0dce162a-0029-464d-9d71-749884fd4f0f">
-      <Terms xmlns="http://schemas.microsoft.com/office/infopath/2007/PartnerControls"/>
-    </lcf76f155ced4ddcb4097134ff3c332f>
-    <TaxCatchAll xmlns="328ee7a0-d479-471e-8b8a-fb7ade1b85b6" xsi:nil="true"/>
-    <_Flow_SignoffStatus xmlns="0dce162a-0029-464d-9d71-749884fd4f0f" xsi:nil="true"/>
-  </documentManagement>
-</p:properties>
+<b:Sources xmlns:b="http://schemas.openxmlformats.org/officeDocument/2006/bibliography" xmlns="http://schemas.openxmlformats.org/officeDocument/2006/bibliography" SelectedStyle="\APA.XSL" StyleName="APA"/>
 </file>
 
 <file path=customXml/item2.xml><?xml version="1.0" encoding="utf-8"?>
@@ -12645,18 +12553,6 @@
 </file>
 
 <file path=customXml/item4.xml><?xml version="1.0" encoding="utf-8"?>
-<b:Sources xmlns:b="http://schemas.openxmlformats.org/officeDocument/2006/bibliography" xmlns="http://schemas.openxmlformats.org/officeDocument/2006/bibliography" SelectedStyle="\APA.XSL" StyleName="APA"/>
-</file>
-
-<file path=customXml/item5.xml><?xml version="1.0" encoding="utf-8"?>
-<b:Sources xmlns:b="http://schemas.openxmlformats.org/officeDocument/2006/bibliography" xmlns="http://schemas.openxmlformats.org/officeDocument/2006/bibliography" SelectedStyle="\APA.XSL" StyleName="APA"/>
-</file>
-
-<file path=customXml/item6.xml><?xml version="1.0" encoding="utf-8"?>
-<b:Sources xmlns:b="http://schemas.openxmlformats.org/officeDocument/2006/bibliography" xmlns="http://schemas.openxmlformats.org/officeDocument/2006/bibliography" SelectedStyle="\APA.XSL" StyleName="APA"/>
-</file>
-
-<file path=customXml/item7.xml><?xml version="1.0" encoding="utf-8"?>
 <?mso-contentType ?>
 <FormTemplates xmlns="http://schemas.microsoft.com/sharepoint/v3/contenttype/forms">
   <Display>DocumentLibraryForm</Display>
@@ -12665,19 +12561,138 @@
 </FormTemplates>
 </file>
 
+<file path=customXml/item5.xml><?xml version="1.0" encoding="utf-8"?>
+<b:Sources xmlns:b="http://schemas.openxmlformats.org/officeDocument/2006/bibliography" xmlns="http://schemas.openxmlformats.org/officeDocument/2006/bibliography" SelectedStyle="\APA.XSL" StyleName="APA"/>
+</file>
+
+<file path=customXml/item6.xml><?xml version="1.0" encoding="utf-8"?>
+<p:properties xmlns:p="http://schemas.microsoft.com/office/2006/metadata/properties" xmlns:xsi="http://www.w3.org/2001/XMLSchema-instance" xmlns:pc="http://schemas.microsoft.com/office/infopath/2007/PartnerControls">
+  <documentManagement>
+    <SharedWithUsers xmlns="328ee7a0-d479-471e-8b8a-fb7ade1b85b6">
+      <UserInfo>
+        <DisplayName>Andre Valkieser</DisplayName>
+        <AccountId>79</AccountId>
+        <AccountType/>
+      </UserInfo>
+      <UserInfo>
+        <DisplayName>Andreas Romahn</DisplayName>
+        <AccountId>80</AccountId>
+        <AccountType/>
+      </UserInfo>
+      <UserInfo>
+        <DisplayName>Bettina Sauer</DisplayName>
+        <AccountId>81</AccountId>
+        <AccountType/>
+      </UserInfo>
+      <UserInfo>
+        <DisplayName>Carsten Bredow</DisplayName>
+        <AccountId>82</AccountId>
+        <AccountType/>
+      </UserInfo>
+      <UserInfo>
+        <DisplayName>Christoph Lorenz</DisplayName>
+        <AccountId>83</AccountId>
+        <AccountType/>
+      </UserInfo>
+      <UserInfo>
+        <DisplayName>Dietmar Homeyer</DisplayName>
+        <AccountId>84</AccountId>
+        <AccountType/>
+      </UserInfo>
+      <UserInfo>
+        <DisplayName>Florian Kimpel</DisplayName>
+        <AccountId>85</AccountId>
+        <AccountType/>
+      </UserInfo>
+      <UserInfo>
+        <DisplayName>Florian Wieser</DisplayName>
+        <AccountId>86</AccountId>
+        <AccountType/>
+      </UserInfo>
+      <UserInfo>
+        <DisplayName>Heinz Dany</DisplayName>
+        <AccountId>87</AccountId>
+        <AccountType/>
+      </UserInfo>
+      <UserInfo>
+        <DisplayName>Horst-Dieter Schmitz</DisplayName>
+        <AccountId>88</AccountId>
+        <AccountType/>
+      </UserInfo>
+      <UserInfo>
+        <DisplayName>Jenny Karwinski-von-Karwin</DisplayName>
+        <AccountId>89</AccountId>
+        <AccountType/>
+      </UserInfo>
+      <UserInfo>
+        <DisplayName>Jürgen Steiner</DisplayName>
+        <AccountId>90</AccountId>
+        <AccountType/>
+      </UserInfo>
+      <UserInfo>
+        <DisplayName>Kristian Scharf</DisplayName>
+        <AccountId>70</AccountId>
+        <AccountType/>
+      </UserInfo>
+      <UserInfo>
+        <DisplayName>Oliver Schrötke</DisplayName>
+        <AccountId>91</AccountId>
+        <AccountType/>
+      </UserInfo>
+      <UserInfo>
+        <DisplayName>Peter Remy</DisplayName>
+        <AccountId>92</AccountId>
+        <AccountType/>
+      </UserInfo>
+      <UserInfo>
+        <DisplayName>Ralf Knauber</DisplayName>
+        <AccountId>93</AccountId>
+        <AccountType/>
+      </UserInfo>
+      <UserInfo>
+        <DisplayName>Tino Liemich</DisplayName>
+        <AccountId>94</AccountId>
+        <AccountType/>
+      </UserInfo>
+      <UserInfo>
+        <DisplayName>Ute Bastian</DisplayName>
+        <AccountId>95</AccountId>
+        <AccountType/>
+      </UserInfo>
+      <UserInfo>
+        <DisplayName>Henning Leimbach</DisplayName>
+        <AccountId>263</AccountId>
+        <AccountType/>
+      </UserInfo>
+      <UserInfo>
+        <DisplayName>Jan-Hendrik Krüger</DisplayName>
+        <AccountId>387</AccountId>
+        <AccountType/>
+      </UserInfo>
+    </SharedWithUsers>
+    <lcf76f155ced4ddcb4097134ff3c332f xmlns="0dce162a-0029-464d-9d71-749884fd4f0f">
+      <Terms xmlns="http://schemas.microsoft.com/office/infopath/2007/PartnerControls"/>
+    </lcf76f155ced4ddcb4097134ff3c332f>
+    <TaxCatchAll xmlns="328ee7a0-d479-471e-8b8a-fb7ade1b85b6" xsi:nil="true"/>
+    <_Flow_SignoffStatus xmlns="0dce162a-0029-464d-9d71-749884fd4f0f" xsi:nil="true"/>
+  </documentManagement>
+</p:properties>
+</file>
+
+<file path=customXml/item7.xml><?xml version="1.0" encoding="utf-8"?>
+<b:Sources xmlns:b="http://schemas.openxmlformats.org/officeDocument/2006/bibliography" xmlns="http://schemas.openxmlformats.org/officeDocument/2006/bibliography" SelectedStyle="\APA.XSL" StyleName="APA"/>
+</file>
+
 <file path=customXml/itemProps1.xml><?xml version="1.0" encoding="utf-8"?>
-<ds:datastoreItem xmlns:ds="http://schemas.openxmlformats.org/officeDocument/2006/customXml" ds:itemID="{E5FFF9CC-74E8-47F8-9A9C-006F13DB17FC}">
+<ds:datastoreItem xmlns:ds="http://schemas.openxmlformats.org/officeDocument/2006/customXml" ds:itemID="{54673DC8-BF55-4C72-9C82-B19072E81E26}">
   <ds:schemaRefs>
-    <ds:schemaRef ds:uri="http://schemas.microsoft.com/office/2006/metadata/properties"/>
-    <ds:schemaRef ds:uri="http://schemas.microsoft.com/office/infopath/2007/PartnerControls"/>
-    <ds:schemaRef ds:uri="328ee7a0-d479-471e-8b8a-fb7ade1b85b6"/>
-    <ds:schemaRef ds:uri="0dce162a-0029-464d-9d71-749884fd4f0f"/>
+    <ds:schemaRef ds:uri="http://schemas.openxmlformats.org/officeDocument/2006/bibliography"/>
   </ds:schemaRefs>
 </ds:datastoreItem>
 </file>
 
 <file path=customXml/itemProps2.xml><?xml version="1.0" encoding="utf-8"?>
-<ds:datastoreItem xmlns:ds="http://schemas.openxmlformats.org/officeDocument/2006/customXml" ds:itemID="{76A0487D-4298-40DB-900E-D476492F573A}">
+<ds:datastoreItem xmlns:ds="http://schemas.openxmlformats.org/officeDocument/2006/customXml" ds:itemID="{B25A85D8-2B85-4C61-9159-9764121AED10}">
   <ds:schemaRefs>
     <ds:schemaRef ds:uri="http://schemas.openxmlformats.org/officeDocument/2006/bibliography"/>
   </ds:schemaRefs>
@@ -12704,15 +12719,15 @@
 </file>
 
 <file path=customXml/itemProps4.xml><?xml version="1.0" encoding="utf-8"?>
-<ds:datastoreItem xmlns:ds="http://schemas.openxmlformats.org/officeDocument/2006/customXml" ds:itemID="{B25A85D8-2B85-4C61-9159-9764121AED10}">
+<ds:datastoreItem xmlns:ds="http://schemas.openxmlformats.org/officeDocument/2006/customXml" ds:itemID="{99594066-151B-4664-B7F5-2048EA576CB8}">
   <ds:schemaRefs>
-    <ds:schemaRef ds:uri="http://schemas.openxmlformats.org/officeDocument/2006/bibliography"/>
+    <ds:schemaRef ds:uri="http://schemas.microsoft.com/sharepoint/v3/contenttype/forms"/>
   </ds:schemaRefs>
 </ds:datastoreItem>
 </file>
 
 <file path=customXml/itemProps5.xml><?xml version="1.0" encoding="utf-8"?>
-<ds:datastoreItem xmlns:ds="http://schemas.openxmlformats.org/officeDocument/2006/customXml" ds:itemID="{54673DC8-BF55-4C72-9C82-B19072E81E26}">
+<ds:datastoreItem xmlns:ds="http://schemas.openxmlformats.org/officeDocument/2006/customXml" ds:itemID="{76A0487D-4298-40DB-900E-D476492F573A}">
   <ds:schemaRefs>
     <ds:schemaRef ds:uri="http://schemas.openxmlformats.org/officeDocument/2006/bibliography"/>
   </ds:schemaRefs>
@@ -12720,17 +12735,20 @@
 </file>
 
 <file path=customXml/itemProps6.xml><?xml version="1.0" encoding="utf-8"?>
+<ds:datastoreItem xmlns:ds="http://schemas.openxmlformats.org/officeDocument/2006/customXml" ds:itemID="{E5FFF9CC-74E8-47F8-9A9C-006F13DB17FC}">
+  <ds:schemaRefs>
+    <ds:schemaRef ds:uri="http://schemas.microsoft.com/office/2006/metadata/properties"/>
+    <ds:schemaRef ds:uri="http://schemas.microsoft.com/office/infopath/2007/PartnerControls"/>
+    <ds:schemaRef ds:uri="328ee7a0-d479-471e-8b8a-fb7ade1b85b6"/>
+    <ds:schemaRef ds:uri="0dce162a-0029-464d-9d71-749884fd4f0f"/>
+  </ds:schemaRefs>
+</ds:datastoreItem>
+</file>
+
+<file path=customXml/itemProps7.xml><?xml version="1.0" encoding="utf-8"?>
 <ds:datastoreItem xmlns:ds="http://schemas.openxmlformats.org/officeDocument/2006/customXml" ds:itemID="{3FCB0026-CE28-43BC-9A41-71078251F7B6}">
   <ds:schemaRefs>
     <ds:schemaRef ds:uri="http://schemas.openxmlformats.org/officeDocument/2006/bibliography"/>
   </ds:schemaRefs>
 </ds:datastoreItem>
-</file>
-
-<file path=customXml/itemProps7.xml><?xml version="1.0" encoding="utf-8"?>
-<ds:datastoreItem xmlns:ds="http://schemas.openxmlformats.org/officeDocument/2006/customXml" ds:itemID="{99594066-151B-4664-B7F5-2048EA576CB8}">
-  <ds:schemaRefs>
-    <ds:schemaRef ds:uri="http://schemas.microsoft.com/sharepoint/v3/contenttype/forms"/>
-  </ds:schemaRefs>
-</ds:datastoreItem>
 </file>